--- a/static/downloads/en/docx/layer-0/purpose-charter.docx
+++ b/static/downloads/en/docx/layer-0/purpose-charter.docx
@@ -87,7 +87,7 @@
         <w:t xml:space="preserve"> </w:t>
       </w:r>
       <w:r>
-        <w:t xml:space="preserve">2026-04-28</w:t>
+        <w:t xml:space="preserve">2026-04-29</w:t>
       </w:r>
     </w:p>
     <w:p>

--- a/static/downloads/en/docx/layer-0/purpose-charter.docx
+++ b/static/downloads/en/docx/layer-0/purpose-charter.docx
@@ -87,7 +87,7 @@
         <w:t xml:space="preserve"> </w:t>
       </w:r>
       <w:r>
-        <w:t xml:space="preserve">2026-06-26</w:t>
+        <w:t xml:space="preserve">2026-07-07</w:t>
       </w:r>
     </w:p>
     <w:p>
@@ -331,8 +331,14 @@
     </w:p>
     <w:p>
       <w:pPr>
-        <w:pStyle w:val="BlockText"/>
-      </w:pPr>
+        <w:pStyle w:val="BodyText"/>
+      </w:pPr>
+      <w:r>
+        <w:t xml:space="preserve">&gt;</w:t>
+      </w:r>
+      <w:r>
+        <w:t xml:space="preserve"> </w:t>
+      </w:r>
       <w:r>
         <w:rPr>
           <w:b/>
@@ -340,19 +346,29 @@
         </w:rPr>
         <w:t xml:space="preserve">Rationale — Why a single enduring purpose</w:t>
       </w:r>
-    </w:p>
-    <w:p>
-      <w:pPr>
-        <w:pStyle w:val="BlockText"/>
-      </w:pPr>
-      <w:r>
-        <w:t xml:space="preserve">Every decision, role, and allocation of resources downstream has to stay consistent with one thing — the community’s primary purpose. If it drifts, shifts with trends, or gets rewritten to justify the latest project, there is nothing left to anchor governance to. A single, stable primary purpose is the constitutional north star: strategies change, the purpose does not.</w:t>
-      </w:r>
-    </w:p>
-    <w:p>
-      <w:pPr>
-        <w:pStyle w:val="BlockText"/>
-      </w:pPr>
+      <w:r>
+        <w:t xml:space="preserve"> </w:t>
+      </w:r>
+      <w:r>
+        <w:t xml:space="preserve">&gt;</w:t>
+      </w:r>
+      <w:r>
+        <w:t xml:space="preserve"> </w:t>
+      </w:r>
+      <w:r>
+        <w:t xml:space="preserve">&gt; Every decision, role, and allocation of resources downstream has to stay consistent with one thing — the community’s primary purpose. If it drifts, shifts with trends, or gets rewritten to justify the latest project, there is nothing left to anchor governance to. A single, stable primary purpose is the constitutional north star: strategies change, the purpose does not.</w:t>
+      </w:r>
+    </w:p>
+    <w:p>
+      <w:pPr>
+        <w:pStyle w:val="BodyText"/>
+      </w:pPr>
+      <w:r>
+        <w:t xml:space="preserve">&gt;</w:t>
+      </w:r>
+      <w:r>
+        <w:t xml:space="preserve"> </w:t>
+      </w:r>
       <w:r>
         <w:rPr>
           <w:b/>
@@ -360,18 +376,22 @@
         </w:rPr>
         <w:t xml:space="preserve">Instructions — How to fill this in</w:t>
       </w:r>
-    </w:p>
-    <w:p>
-      <w:pPr>
-        <w:pStyle w:val="BlockText"/>
-      </w:pPr>
-      <w:r>
-        <w:t xml:space="preserve">State exactly one primary purpose. It must describe the enduring reason your community exists — not a project, strategy, or short-term goal. One or two sentences.</w:t>
-      </w:r>
-    </w:p>
-    <w:p>
-      <w:pPr>
-        <w:pStyle w:val="FirstParagraph"/>
+      <w:r>
+        <w:t xml:space="preserve"> </w:t>
+      </w:r>
+      <w:r>
+        <w:t xml:space="preserve">&gt;</w:t>
+      </w:r>
+      <w:r>
+        <w:t xml:space="preserve"> </w:t>
+      </w:r>
+      <w:r>
+        <w:t xml:space="preserve">&gt; State exactly one primary purpose. It must describe the enduring reason your community exists — not a project, strategy, or short-term goal. One or two sentences.</w:t>
+      </w:r>
+    </w:p>
+    <w:p>
+      <w:pPr>
+        <w:pStyle w:val="BodyText"/>
       </w:pPr>
       <w:r>
         <w:rPr>
@@ -422,8 +442,14 @@
     </w:p>
     <w:p>
       <w:pPr>
-        <w:pStyle w:val="BlockText"/>
-      </w:pPr>
+        <w:pStyle w:val="BodyText"/>
+      </w:pPr>
+      <w:r>
+        <w:t xml:space="preserve">&gt;</w:t>
+      </w:r>
+      <w:r>
+        <w:t xml:space="preserve"> </w:t>
+      </w:r>
       <w:r>
         <w:rPr>
           <w:b/>
@@ -431,19 +457,29 @@
         </w:rPr>
         <w:t xml:space="preserve">Rationale — Why allow secondary purposes</w:t>
       </w:r>
-    </w:p>
-    <w:p>
-      <w:pPr>
-        <w:pStyle w:val="BlockText"/>
-      </w:pPr>
-      <w:r>
-        <w:t xml:space="preserve">A community rarely does only one thing. Secondary purposes make space for the other concrete outcomes the community pursues — but they are subordinate. If a secondary purpose ever conflicts with the primary, the primary wins. Declaring them explicitly prevents scope creep from masquerading as core work.</w:t>
-      </w:r>
-    </w:p>
-    <w:p>
-      <w:pPr>
-        <w:pStyle w:val="BlockText"/>
-      </w:pPr>
+      <w:r>
+        <w:t xml:space="preserve"> </w:t>
+      </w:r>
+      <w:r>
+        <w:t xml:space="preserve">&gt;</w:t>
+      </w:r>
+      <w:r>
+        <w:t xml:space="preserve"> </w:t>
+      </w:r>
+      <w:r>
+        <w:t xml:space="preserve">&gt; A community rarely does only one thing. Secondary purposes make space for the other concrete outcomes the community pursues — but they are subordinate. If a secondary purpose ever conflicts with the primary, the primary wins. Declaring them explicitly prevents scope creep from masquerading as core work.</w:t>
+      </w:r>
+    </w:p>
+    <w:p>
+      <w:pPr>
+        <w:pStyle w:val="BodyText"/>
+      </w:pPr>
+      <w:r>
+        <w:t xml:space="preserve">&gt;</w:t>
+      </w:r>
+      <w:r>
+        <w:t xml:space="preserve"> </w:t>
+      </w:r>
       <w:r>
         <w:rPr>
           <w:b/>
@@ -451,13 +487,17 @@
         </w:rPr>
         <w:t xml:space="preserve">Instructions — How to fill this in</w:t>
       </w:r>
-    </w:p>
-    <w:p>
-      <w:pPr>
-        <w:pStyle w:val="BlockText"/>
-      </w:pPr>
-      <w:r>
-        <w:t xml:space="preserve">List concrete secondary outcomes the community pursues. They must not conflict with or override the primary purpose. Remove the section entirely if you have none.</w:t>
+      <w:r>
+        <w:t xml:space="preserve"> </w:t>
+      </w:r>
+      <w:r>
+        <w:t xml:space="preserve">&gt;</w:t>
+      </w:r>
+      <w:r>
+        <w:t xml:space="preserve"> </w:t>
+      </w:r>
+      <w:r>
+        <w:t xml:space="preserve">&gt; List concrete secondary outcomes the community pursues. They must not conflict with or override the primary purpose. Remove the section entirely if you have none.</w:t>
       </w:r>
     </w:p>
     <w:p>
@@ -520,8 +560,14 @@
     </w:p>
     <w:p>
       <w:pPr>
-        <w:pStyle w:val="BlockText"/>
-      </w:pPr>
+        <w:pStyle w:val="FirstParagraph"/>
+      </w:pPr>
+      <w:r>
+        <w:t xml:space="preserve">&gt;</w:t>
+      </w:r>
+      <w:r>
+        <w:t xml:space="preserve"> </w:t>
+      </w:r>
       <w:r>
         <w:rPr>
           <w:b/>
@@ -529,13 +575,17 @@
         </w:rPr>
         <w:t xml:space="preserve">Rationale — Why state what the community is not</w:t>
       </w:r>
-    </w:p>
-    <w:p>
-      <w:pPr>
-        <w:pStyle w:val="BlockText"/>
-      </w:pPr>
-      <w:r>
-        <w:t xml:space="preserve">Communities drift by accretion — one uncontested assumption at a time. Naming what the community is explicitly</w:t>
+      <w:r>
+        <w:t xml:space="preserve"> </w:t>
+      </w:r>
+      <w:r>
+        <w:t xml:space="preserve">&gt;</w:t>
+      </w:r>
+      <w:r>
+        <w:t xml:space="preserve"> </w:t>
+      </w:r>
+      <w:r>
+        <w:t xml:space="preserve">&gt; Communities drift by accretion — one uncontested assumption at a time. Naming what the community is explicitly</w:t>
       </w:r>
       <w:r>
         <w:t xml:space="preserve"> </w:t>
@@ -556,8 +606,14 @@
     </w:p>
     <w:p>
       <w:pPr>
-        <w:pStyle w:val="BlockText"/>
-      </w:pPr>
+        <w:pStyle w:val="BodyText"/>
+      </w:pPr>
+      <w:r>
+        <w:t xml:space="preserve">&gt;</w:t>
+      </w:r>
+      <w:r>
+        <w:t xml:space="preserve"> </w:t>
+      </w:r>
       <w:r>
         <w:rPr>
           <w:b/>
@@ -565,13 +621,17 @@
         </w:rPr>
         <w:t xml:space="preserve">Instructions — How to fill this in</w:t>
       </w:r>
-    </w:p>
-    <w:p>
-      <w:pPr>
-        <w:pStyle w:val="BlockText"/>
-      </w:pPr>
-      <w:r>
-        <w:t xml:space="preserve">Name the things your community is explicitly NOT, especially identities or roles others might assume by default (political party, investment vehicle, religious group, etc.).</w:t>
+      <w:r>
+        <w:t xml:space="preserve"> </w:t>
+      </w:r>
+      <w:r>
+        <w:t xml:space="preserve">&gt;</w:t>
+      </w:r>
+      <w:r>
+        <w:t xml:space="preserve"> </w:t>
+      </w:r>
+      <w:r>
+        <w:t xml:space="preserve">&gt; Name the things your community is explicitly NOT, especially identities or roles others might assume by default (political party, investment vehicle, religious group, etc.).</w:t>
       </w:r>
     </w:p>
     <w:p>
@@ -663,8 +723,14 @@
     </w:p>
     <w:p>
       <w:pPr>
-        <w:pStyle w:val="BlockText"/>
-      </w:pPr>
+        <w:pStyle w:val="BodyText"/>
+      </w:pPr>
+      <w:r>
+        <w:t xml:space="preserve">&gt;</w:t>
+      </w:r>
+      <w:r>
+        <w:t xml:space="preserve"> </w:t>
+      </w:r>
       <w:r>
         <w:rPr>
           <w:b/>
@@ -672,19 +738,29 @@
         </w:rPr>
         <w:t xml:space="preserve">Rationale — Why make changing the purpose hard</w:t>
       </w:r>
-    </w:p>
-    <w:p>
-      <w:pPr>
-        <w:pStyle w:val="BlockText"/>
-      </w:pPr>
-      <w:r>
-        <w:t xml:space="preserve">Purpose is the one thing everything else depends on. If it were easy to change, nothing above it in the stack — membership, governance, invariants — could be trusted to mean the same thing from one year to the next. Constitutional-level thresholds and a ratification delay force a deliberate, visible act, not a quiet drift.</w:t>
-      </w:r>
-    </w:p>
-    <w:p>
-      <w:pPr>
-        <w:pStyle w:val="BlockText"/>
-      </w:pPr>
+      <w:r>
+        <w:t xml:space="preserve"> </w:t>
+      </w:r>
+      <w:r>
+        <w:t xml:space="preserve">&gt;</w:t>
+      </w:r>
+      <w:r>
+        <w:t xml:space="preserve"> </w:t>
+      </w:r>
+      <w:r>
+        <w:t xml:space="preserve">&gt; Purpose is the one thing everything else depends on. If it were easy to change, nothing above it in the stack — membership, governance, invariants — could be trusted to mean the same thing from one year to the next. Constitutional-level thresholds and a ratification delay force a deliberate, visible act, not a quiet drift.</w:t>
+      </w:r>
+    </w:p>
+    <w:p>
+      <w:pPr>
+        <w:pStyle w:val="BodyText"/>
+      </w:pPr>
+      <w:r>
+        <w:t xml:space="preserve">&gt;</w:t>
+      </w:r>
+      <w:r>
+        <w:t xml:space="preserve"> </w:t>
+      </w:r>
       <w:r>
         <w:rPr>
           <w:b/>
@@ -692,18 +768,22 @@
         </w:rPr>
         <w:t xml:space="preserve">Instructions — How to fill this in</w:t>
       </w:r>
-    </w:p>
-    <w:p>
-      <w:pPr>
-        <w:pStyle w:val="BlockText"/>
-      </w:pPr>
-      <w:r>
-        <w:t xml:space="preserve">Describe the change procedure. At minimum: the decision type required for the primary purpose (Constitutional, per Layer 2), the threshold, the ratification delay, and where the change is recorded (Layer 6 version history). Secondary purposes typically need a lower bar.</w:t>
-      </w:r>
-    </w:p>
-    <w:p>
-      <w:pPr>
-        <w:pStyle w:val="FirstParagraph"/>
+      <w:r>
+        <w:t xml:space="preserve"> </w:t>
+      </w:r>
+      <w:r>
+        <w:t xml:space="preserve">&gt;</w:t>
+      </w:r>
+      <w:r>
+        <w:t xml:space="preserve"> </w:t>
+      </w:r>
+      <w:r>
+        <w:t xml:space="preserve">&gt; Describe the change procedure. At minimum: the decision type required for the primary purpose (Constitutional, per Layer 2), the threshold, the ratification delay, and where the change is recorded (Layer 6 version history). Secondary purposes typically need a lower bar.</w:t>
+      </w:r>
+    </w:p>
+    <w:p>
+      <w:pPr>
+        <w:pStyle w:val="BodyText"/>
       </w:pPr>
       <w:r>
         <w:t xml:space="preserve">The primary purpose may only be changed through a Constitutional decision as defined in the Decision Matrix (Layer 2), requiring</w:t>
@@ -770,6 +850,9 @@
       <w:r>
         <w:t xml:space="preserve"> </w:t>
       </w:r>
+      <w:r>
+        <w:t xml:space="preserve">&lt;YYYY-MM-DD&gt;</w:t>
+      </w:r>
     </w:p>
     <w:p>
       <w:pPr>
@@ -811,6 +894,9 @@
       <w:r>
         <w:t xml:space="preserve"> </w:t>
       </w:r>
+      <w:r>
+        <w:t xml:space="preserve">&lt;version&gt;</w:t>
+      </w:r>
     </w:p>
     <w:p>
       <w:pPr>
@@ -829,6 +915,9 @@
       </w:r>
       <w:r>
         <w:t xml:space="preserve"> </w:t>
+      </w:r>
+      <w:r>
+        <w:t xml:space="preserve">&lt;link to decision record&gt;</w:t>
       </w:r>
     </w:p>
     <w:bookmarkEnd w:id="20"/>

--- a/static/downloads/en/docx/layer-0/purpose-charter.docx
+++ b/static/downloads/en/docx/layer-0/purpose-charter.docx
@@ -87,7 +87,7 @@
         <w:t xml:space="preserve"> </w:t>
       </w:r>
       <w:r>
-        <w:t xml:space="preserve">2026-07-07</w:t>
+        <w:t xml:space="preserve">2026-08-31</w:t>
       </w:r>
     </w:p>
     <w:p>
@@ -561,6 +561,35 @@
     <w:p>
       <w:pPr>
         <w:pStyle w:val="FirstParagraph"/>
+      </w:pPr>
+      <w:r>
+        <w:rPr>
+          <w:i/>
+          <w:iCs/>
+        </w:rPr>
+        <w:t xml:space="preserve">RCOS clauses:</w:t>
+      </w:r>
+      <w:r>
+        <w:rPr>
+          <w:i/>
+          <w:iCs/>
+        </w:rPr>
+        <w:t xml:space="preserve"> </w:t>
+      </w:r>
+      <w:hyperlink r:id="rId14">
+        <w:r>
+          <w:rPr>
+            <w:rStyle w:val="Hyperlink"/>
+            <w:i/>
+            <w:iCs/>
+          </w:rPr>
+          <w:t xml:space="preserve">2.1.5</w:t>
+        </w:r>
+      </w:hyperlink>
+    </w:p>
+    <w:p>
+      <w:pPr>
+        <w:pStyle w:val="BodyText"/>
       </w:pPr>
       <w:r>
         <w:t xml:space="preserve">&gt;</w:t>
